--- a/docs/ux-screen-descriptions.docx
+++ b/docs/ux-screen-descriptions.docx
@@ -283,7 +283,100 @@
           <w:sz w:val="28"/>
           <w:szCs w:val="28"/>
         </w:rPr>
-        <w:t xml:space="preserve">2. Screens</w:t>
+        <w:t xml:space="preserve">2. Mobile and Web Layouts</w:t>
+      </w:r>
+    </w:p>
+    <w:p>
+      <w:pPr>
+        <w:spacing w:after="120" w:line="300"/>
+        <w:jc w:val="both"/>
+      </w:pPr>
+      <w:r>
+        <w:rPr>
+          <w:rFonts w:ascii="Times New Roman" w:cs="Times New Roman" w:eastAsia="Times New Roman" w:hAnsi="Times New Roman"/>
+          <w:b w:val="false"/>
+          <w:bCs w:val="false"/>
+          <w:sz w:val="24"/>
+          <w:szCs w:val="24"/>
+        </w:rPr>
+        <w:t xml:space="preserve">The same screens are used in the mobile application and the web version. Mockups are drawn first for the phone (390 × 844). For the web version, three key screens are additionally drawn at desktop width (1440 × 900): </w:t>
+      </w:r>
+      <w:r>
+        <w:rPr>
+          <w:rFonts w:ascii="Times New Roman" w:cs="Times New Roman" w:eastAsia="Times New Roman" w:hAnsi="Times New Roman"/>
+          <w:b/>
+          <w:bCs/>
+          <w:sz w:val="24"/>
+          <w:szCs w:val="24"/>
+        </w:rPr>
+        <w:t xml:space="preserve">S5 Trip Plan</w:t>
+      </w:r>
+      <w:r>
+        <w:rPr>
+          <w:rFonts w:ascii="Times New Roman" w:cs="Times New Roman" w:eastAsia="Times New Roman" w:hAnsi="Times New Roman"/>
+          <w:b w:val="false"/>
+          <w:bCs w:val="false"/>
+          <w:sz w:val="24"/>
+          <w:szCs w:val="24"/>
+        </w:rPr>
+        <w:t xml:space="preserve"> with the day list and the map side by side, </w:t>
+      </w:r>
+      <w:r>
+        <w:rPr>
+          <w:rFonts w:ascii="Times New Roman" w:cs="Times New Roman" w:eastAsia="Times New Roman" w:hAnsi="Times New Roman"/>
+          <w:b/>
+          <w:bCs/>
+          <w:sz w:val="24"/>
+          <w:szCs w:val="24"/>
+        </w:rPr>
+        <w:t xml:space="preserve">S10 AI Assistant</w:t>
+      </w:r>
+      <w:r>
+        <w:rPr>
+          <w:rFonts w:ascii="Times New Roman" w:cs="Times New Roman" w:eastAsia="Times New Roman" w:hAnsi="Times New Roman"/>
+          <w:b w:val="false"/>
+          <w:bCs w:val="false"/>
+          <w:sz w:val="24"/>
+          <w:szCs w:val="24"/>
+        </w:rPr>
+        <w:t xml:space="preserve"> as a side panel next to the plan, and </w:t>
+      </w:r>
+      <w:r>
+        <w:rPr>
+          <w:rFonts w:ascii="Times New Roman" w:cs="Times New Roman" w:eastAsia="Times New Roman" w:hAnsi="Times New Roman"/>
+          <w:b/>
+          <w:bCs/>
+          <w:sz w:val="24"/>
+          <w:szCs w:val="24"/>
+        </w:rPr>
+        <w:t xml:space="preserve">S12 Community Feed</w:t>
+      </w:r>
+      <w:r>
+        <w:rPr>
+          <w:rFonts w:ascii="Times New Roman" w:cs="Times New Roman" w:eastAsia="Times New Roman" w:hAnsi="Times New Roman"/>
+          <w:b w:val="false"/>
+          <w:bCs w:val="false"/>
+          <w:sz w:val="24"/>
+          <w:szCs w:val="24"/>
+        </w:rPr>
+        <w:t xml:space="preserve"> in two columns. On the web, the bottom navigation is replaced by a left sidebar with the same items (Trips, Feed, Profile).</w:t>
+      </w:r>
+    </w:p>
+    <w:p>
+      <w:pPr>
+        <w:pStyle w:val="Heading1"/>
+        <w:keepNext/>
+        <w:spacing w:after="120" w:before="240"/>
+      </w:pPr>
+      <w:r>
+        <w:rPr>
+          <w:rFonts w:ascii="Times New Roman" w:cs="Times New Roman" w:eastAsia="Times New Roman" w:hAnsi="Times New Roman"/>
+          <w:b/>
+          <w:bCs/>
+          <w:sz w:val="28"/>
+          <w:szCs w:val="28"/>
+        </w:rPr>
+        <w:t xml:space="preserve">3. Screens</w:t>
       </w:r>
     </w:p>
     <w:p>
@@ -457,7 +550,7 @@
           <w:sz w:val="24"/>
           <w:szCs w:val="24"/>
         </w:rPr>
-        <w:t xml:space="preserve">Language switch: English / Русский / Қазақша.</w:t>
+        <w:t xml:space="preserve">Language switch: English / Russian / Kazakh.</w:t>
       </w:r>
     </w:p>
     <w:p>
@@ -3114,7 +3207,7 @@
           <w:sz w:val="28"/>
           <w:szCs w:val="28"/>
         </w:rPr>
-        <w:t xml:space="preserve">3. Key Scenarios</w:t>
+        <w:t xml:space="preserve">4. Key Scenarios</w:t>
       </w:r>
     </w:p>
     <w:tbl>
@@ -3597,7 +3690,7 @@
           <w:sz w:val="28"/>
           <w:szCs w:val="28"/>
         </w:rPr>
-        <w:t xml:space="preserve">4. Order of Work</w:t>
+        <w:t xml:space="preserve">5. Order of Work</w:t>
       </w:r>
     </w:p>
     <w:p>
@@ -3661,6 +3754,27 @@
           <w:szCs w:val="24"/>
         </w:rPr>
         <w:t xml:space="preserve">Then S9, S12, S1, S2, S4 and S13.</w:t>
+      </w:r>
+    </w:p>
+    <w:p>
+      <w:pPr>
+        <w:pStyle w:val="ListParagraph"/>
+        <w:numPr>
+          <w:ilvl w:val="0"/>
+          <w:numId w:val="3"/>
+        </w:numPr>
+        <w:spacing w:after="80" w:line="300"/>
+        <w:jc w:val="both"/>
+      </w:pPr>
+      <w:r>
+        <w:rPr>
+          <w:rFonts w:ascii="Times New Roman" w:cs="Times New Roman" w:eastAsia="Times New Roman" w:hAnsi="Times New Roman"/>
+          <w:b w:val="false"/>
+          <w:bCs w:val="false"/>
+          <w:sz w:val="24"/>
+          <w:szCs w:val="24"/>
+        </w:rPr>
+        <w:t xml:space="preserve">Then the desktop versions of S5, S10 and S12 for the web.</w:t>
       </w:r>
     </w:p>
     <w:p>

--- a/docs/ux-screen-descriptions.docx
+++ b/docs/ux-screen-descriptions.docx
@@ -1217,27 +1217,25 @@
           <w:sz w:val="24"/>
           <w:szCs w:val="24"/>
         </w:rPr>
-        <w:t xml:space="preserve"/>
-      </w:r>
-      <w:r>
-        <w:rPr>
-          <w:rFonts w:ascii="Times New Roman" w:cs="Times New Roman" w:eastAsia="Times New Roman" w:hAnsi="Times New Roman"/>
-          <w:b/>
-          <w:bCs/>
-          <w:sz w:val="24"/>
-          <w:szCs w:val="24"/>
-        </w:rPr>
-        <w:t xml:space="preserve">Actions:</w:t>
-      </w:r>
-      <w:r>
-        <w:rPr>
-          <w:rFonts w:ascii="Times New Roman" w:cs="Times New Roman" w:eastAsia="Times New Roman" w:hAnsi="Times New Roman"/>
-          <w:b w:val="false"/>
-          <w:bCs w:val="false"/>
-          <w:sz w:val="24"/>
-          <w:szCs w:val="24"/>
-        </w:rPr>
-        <w:t xml:space="preserve"> automatically → S5.</w:t>
+        <w:t>Actions: open S5 in draft-preview mode after generation. Show Confirm and Cancel before saving; a failed or canceled draft leaves the shared plan unchanged.</w:t>
+      </w:r>
+      <w:r>
+        <w:rPr>
+          <w:rFonts w:ascii="Times New Roman" w:cs="Times New Roman" w:eastAsia="Times New Roman" w:hAnsi="Times New Roman"/>
+          <w:b/>
+          <w:bCs/>
+          <w:sz w:val="24"/>
+          <w:szCs w:val="24"/>
+        </w:rPr>
+      </w:r>
+      <w:r>
+        <w:rPr>
+          <w:rFonts w:ascii="Times New Roman" w:cs="Times New Roman" w:eastAsia="Times New Roman" w:hAnsi="Times New Roman"/>
+          <w:b w:val="false"/>
+          <w:bCs w:val="false"/>
+          <w:sz w:val="24"/>
+          <w:szCs w:val="24"/>
+        </w:rPr>
       </w:r>
     </w:p>
     <w:p>
@@ -1532,27 +1530,25 @@
           <w:sz w:val="24"/>
           <w:szCs w:val="24"/>
         </w:rPr>
-        <w:t xml:space="preserve"/>
-      </w:r>
-      <w:r>
-        <w:rPr>
-          <w:rFonts w:ascii="Times New Roman" w:cs="Times New Roman" w:eastAsia="Times New Roman" w:hAnsi="Times New Roman"/>
-          <w:b/>
-          <w:bCs/>
-          <w:sz w:val="24"/>
-          <w:szCs w:val="24"/>
-        </w:rPr>
-        <w:t xml:space="preserve">Actions:</w:t>
-      </w:r>
-      <w:r>
-        <w:rPr>
-          <w:rFonts w:ascii="Times New Roman" w:cs="Times New Roman" w:eastAsia="Times New Roman" w:hAnsi="Times New Roman"/>
-          <w:b w:val="false"/>
-          <w:bCs w:val="false"/>
-          <w:sz w:val="24"/>
-          <w:szCs w:val="24"/>
-        </w:rPr>
-        <w:t xml:space="preserve"> tap an item → S7; Map → S6; Invite → S8; Ask AI → S10; Chat → S9; Expenses → S11.</w:t>
+        <w:t>Actions: in draft-preview mode, Confirm saves after server checks and Cancel leaves the saved plan unchanged. For a confirmed plan: item → S7; Map → S6; Invite → S8; Ask AI → S10; Chat → S9; Expenses → S11.</w:t>
+      </w:r>
+      <w:r>
+        <w:rPr>
+          <w:rFonts w:ascii="Times New Roman" w:cs="Times New Roman" w:eastAsia="Times New Roman" w:hAnsi="Times New Roman"/>
+          <w:b/>
+          <w:bCs/>
+          <w:sz w:val="24"/>
+          <w:szCs w:val="24"/>
+        </w:rPr>
+      </w:r>
+      <w:r>
+        <w:rPr>
+          <w:rFonts w:ascii="Times New Roman" w:cs="Times New Roman" w:eastAsia="Times New Roman" w:hAnsi="Times New Roman"/>
+          <w:b w:val="false"/>
+          <w:bCs w:val="false"/>
+          <w:sz w:val="24"/>
+          <w:szCs w:val="24"/>
+        </w:rPr>
       </w:r>
     </w:p>
     <w:p>
@@ -2750,27 +2746,25 @@
           <w:sz w:val="24"/>
           <w:szCs w:val="24"/>
         </w:rPr>
-        <w:t xml:space="preserve"/>
-      </w:r>
-      <w:r>
-        <w:rPr>
-          <w:rFonts w:ascii="Times New Roman" w:cs="Times New Roman" w:eastAsia="Times New Roman" w:hAnsi="Times New Roman"/>
-          <w:b/>
-          <w:bCs/>
-          <w:sz w:val="24"/>
-          <w:szCs w:val="24"/>
-        </w:rPr>
-        <w:t xml:space="preserve">Actions:</w:t>
-      </w:r>
-      <w:r>
-        <w:rPr>
-          <w:rFonts w:ascii="Times New Roman" w:cs="Times New Roman" w:eastAsia="Times New Roman" w:hAnsi="Times New Roman"/>
-          <w:b w:val="false"/>
-          <w:bCs w:val="false"/>
-          <w:sz w:val="24"/>
-          <w:szCs w:val="24"/>
-        </w:rPr>
-        <w:t xml:space="preserve"> add an expense; mark a debt as settled.</w:t>
+        <w:t>Actions: add an expense and view calculated shares/balances. Settlement and refund entry are deferred until a separate reviewed model is provided.</w:t>
+      </w:r>
+      <w:r>
+        <w:rPr>
+          <w:rFonts w:ascii="Times New Roman" w:cs="Times New Roman" w:eastAsia="Times New Roman" w:hAnsi="Times New Roman"/>
+          <w:b/>
+          <w:bCs/>
+          <w:sz w:val="24"/>
+          <w:szCs w:val="24"/>
+        </w:rPr>
+      </w:r>
+      <w:r>
+        <w:rPr>
+          <w:rFonts w:ascii="Times New Roman" w:cs="Times New Roman" w:eastAsia="Times New Roman" w:hAnsi="Times New Roman"/>
+          <w:b w:val="false"/>
+          <w:bCs w:val="false"/>
+          <w:sz w:val="24"/>
+          <w:szCs w:val="24"/>
+        </w:rPr>
       </w:r>
     </w:p>
     <w:p>
@@ -2881,7 +2875,7 @@
           <w:sz w:val="24"/>
           <w:szCs w:val="24"/>
         </w:rPr>
-        <w:t xml:space="preserve">Feed of posts: author, photo, place name, short review, approximate cost, best time to visit, likes.</w:t>
+        <w:t>Feed of posts: public author display name, optional photo, place name, short review, optional approximate cost/currency and best time to visit. Likes are outside the current baseline.</w:t>
       </w:r>
     </w:p>
     <w:p>
@@ -2923,7 +2917,7 @@
           <w:sz w:val="24"/>
           <w:szCs w:val="24"/>
         </w:rPr>
-        <w:t xml:space="preserve">Button "+ New post" (form: photos, place, text, cost, best time).</w:t>
+        <w:t>Button "+ New post" (form: optional single photo, place, text, optional cost/currency and best time). Media publication requires approved storage policies.</w:t>
       </w:r>
     </w:p>
     <w:p>
@@ -2960,27 +2954,25 @@
           <w:sz w:val="24"/>
           <w:szCs w:val="24"/>
         </w:rPr>
-        <w:t xml:space="preserve"/>
-      </w:r>
-      <w:r>
-        <w:rPr>
-          <w:rFonts w:ascii="Times New Roman" w:cs="Times New Roman" w:eastAsia="Times New Roman" w:hAnsi="Times New Roman"/>
-          <w:b/>
-          <w:bCs/>
-          <w:sz w:val="24"/>
-          <w:szCs w:val="24"/>
-        </w:rPr>
-        <w:t xml:space="preserve">Actions:</w:t>
-      </w:r>
-      <w:r>
-        <w:rPr>
-          <w:rFonts w:ascii="Times New Roman" w:cs="Times New Roman" w:eastAsia="Times New Roman" w:hAnsi="Times New Roman"/>
-          <w:b w:val="false"/>
-          <w:bCs w:val="false"/>
-          <w:sz w:val="24"/>
-          <w:szCs w:val="24"/>
-        </w:rPr>
-        <w:t xml:space="preserve"> like, save, add place to a trip, report a post.</w:t>
+        <w:t>Actions in the current baseline: read/publish a place-linked post, add its place to a trip through the validated itinerary flow, and report a post. Likes and saved posts are deferred until their schema, requirements and tests are agreed.</w:t>
+      </w:r>
+      <w:r>
+        <w:rPr>
+          <w:rFonts w:ascii="Times New Roman" w:cs="Times New Roman" w:eastAsia="Times New Roman" w:hAnsi="Times New Roman"/>
+          <w:b/>
+          <w:bCs/>
+          <w:sz w:val="24"/>
+          <w:szCs w:val="24"/>
+        </w:rPr>
+      </w:r>
+      <w:r>
+        <w:rPr>
+          <w:rFonts w:ascii="Times New Roman" w:cs="Times New Roman" w:eastAsia="Times New Roman" w:hAnsi="Times New Roman"/>
+          <w:b w:val="false"/>
+          <w:bCs w:val="false"/>
+          <w:sz w:val="24"/>
+          <w:szCs w:val="24"/>
+        </w:rPr>
       </w:r>
     </w:p>
     <w:p>
